--- a/docs/deliverables/Web开发技术现状报告_陈婧琳.docx
+++ b/docs/deliverables/Web开发技术现状报告_陈婧琳.docx
@@ -17,7 +17,7 @@
     </w:p>
     <w:p>
       <w:r>
-        <w:t>原稿班级：计科14班。原稿日期：2026 年 9 月 7 日。文字与技术表述校订日期：2026 年 9 月 8 日。本文回顾本人参与阶段，最终版本还包含团队后续补全、联调和修订。</w:t>
+        <w:t>班级：计科 14 班。原稿日期：2026 年 9 月 7 日。校订日期：2026 年 9 月 8 日。本文回顾本人参与阶段，最终版本还包含团队后续补全、联调和修订。</w:t>
       </w:r>
     </w:p>
     <w:p>
@@ -95,7 +95,7 @@
     </w:p>
     <w:p>
       <w:r>
-        <w:t>团队采用 GitHub 分支并行开发后，我第一次使用GitHub合作，完全不知道该怎么弄，所以只会盲目的去修改自己的分支，而去忽略了合并到主分支的问题。遇到了个人分支领先 main、同时又落后 main 的情况。经过实际处理后，我才明白 GitHub 不只是用来上传代码，更重要的是帮助团队管理版本。及时同步主分支、写清楚 commit、通过 Pull Request 合并，以及遇到冲突时认真判断应该保留哪部分代码，都是团队开发中必须养成的习惯。</w:t>
+        <w:t>这是我第一次使用 GitHub 参与多人开发。起初我不熟悉分支协作，只顾修改自己的分支，忽略了同步和合并主分支，后来遇到了个人分支同时领先、又落后于 main 的情况。处理这些问题后，我开始理解 GitHub 在团队版本管理中的作用。及时同步主分支、写清楚提交说明、通过 Pull Request 合并，以及遇到冲突时判断应该保留哪部分代码，都是我需要养成的习惯。</w:t>
       </w:r>
     </w:p>
     <w:p>
